--- a/House Notes (Internal)/HN_ Heatherbrae 23.docx
+++ b/House Notes (Internal)/HN_ Heatherbrae 23.docx
@@ -941,12 +941,12 @@
           <wp:inline distB="114300" distT="114300" distL="114300" distR="114300">
             <wp:extent cx="5943600" cy="6057900"/>
             <wp:effectExtent b="0" l="0" r="0" t="0"/>
-            <wp:docPr descr="image.png" id="2" name="image2.jpg"/>
+            <wp:docPr descr="image.png" id="2" name="image1.jpg"/>
             <a:graphic>
               <a:graphicData uri="http://schemas.openxmlformats.org/drawingml/2006/picture">
                 <pic:pic>
                   <pic:nvPicPr>
-                    <pic:cNvPr descr="image.png" id="0" name="image2.jpg"/>
+                    <pic:cNvPr descr="image.png" id="0" name="image1.jpg"/>
                     <pic:cNvPicPr preferRelativeResize="0"/>
                   </pic:nvPicPr>
                   <pic:blipFill>
@@ -1034,12 +1034,12 @@
           <wp:inline distB="114300" distT="114300" distL="114300" distR="114300">
             <wp:extent cx="5943600" cy="5499100"/>
             <wp:effectExtent b="0" l="0" r="0" t="0"/>
-            <wp:docPr descr="image.png" id="1" name="image1.jpg"/>
+            <wp:docPr descr="image.png" id="1" name="image2.jpg"/>
             <a:graphic>
               <a:graphicData uri="http://schemas.openxmlformats.org/drawingml/2006/picture">
                 <pic:pic>
                   <pic:nvPicPr>
-                    <pic:cNvPr descr="image.png" id="0" name="image1.jpg"/>
+                    <pic:cNvPr descr="image.png" id="0" name="image2.jpg"/>
                     <pic:cNvPicPr preferRelativeResize="0"/>
                   </pic:nvPicPr>
                   <pic:blipFill>
@@ -5088,7 +5088,7 @@
     <w:name w:val="normal"/>
   </w:style>
   <w:style w:type="table" w:styleId="TableNormal" w:default="1">
-    <w:name w:val="Table Normal"/>
+    <w:name w:val="TableNormal"/>
   </w:style>
   <w:style w:type="paragraph" w:styleId="Heading1">
     <w:name w:val="heading 1"/>
